--- a/az/discovery-articles/4.16 Ekstrakorporal mayalanma.docx
+++ b/az/discovery-articles/4.16 Ekstrakorporal mayalanma.docx
@@ -32,7 +32,7 @@
         <w:rPr>
           <w:sz w:val="20"/>
         </w:rPr>
-        <w:t>Dövr: təxminən 1978 (ilk belə doğuş — Luiza Braun); 1960–1970-ci illərdən laboratoriya və klinik tədqiqatlar | Əsas şəxslər: Robert Edvards; Patrik Steptou; Cin Perdi; sonralar dünyanın reproduktiv tibb qrupları</w:t>
+        <w:t>Dövr: 1960–1970-ci illər — laboratoriya və klinik tədqiqatlar; 1978-ci il — bu üsulla ilk körpənin, Luiza Braunun doğulması | Əsas şəxslər: Robert Edvards; Patrik Steptou; Cin Perdi; sonrakı dövrlərdə müxtəlif ölkələrdə çalışan reproduktiv tibb mütəxəssisləri</w:t>
       </w:r>
     </w:p>
     <w:p>
@@ -40,7 +40,7 @@
         <w:widowControl/>
       </w:pPr>
       <w:r>
-        <w:t>Ekstrakorporal mayalanmada yumurta hüceyrəsi ilə spermatozoid laboratoriya qabında birləşdirilir, sonra erkən embrion uşaqlığa yerləşdirilir. Bu üsul boruların tutulması və ya başqa reproduktiv problemlər üzündən hamilə qala bilməyən bir çox insana tibbi imkan yaratdı.</w:t>
+        <w:t>Ekstrakorporal mayalanma zamanı yumurta hüceyrəsi laboratoriyada spermatozoidlə mayalandırılır. Yaranan embrion bir neçə gün sonra uşaqlığa köçürülür. Bu üsul uşaqlıq borularının tutulması və ya digər səbəblərdən hamiləliyin baş tutmadığı hallarda bir çox insana övlad sahibi olmaq imkanı verdi.</w:t>
       </w:r>
     </w:p>
     <w:p>
@@ -58,7 +58,7 @@
         <w:widowControl/>
       </w:pPr>
       <w:r>
-        <w:t>1978-ci ildə İngiltərədə doğulan Luiza Braun ekstrakorporal mayalanma ilə dünyaya gəlmiş ilk körpə kimi geniş tanınır.</w:t>
+        <w:t>1978-ci ildə İngiltərədə doğulan Luiza Braun ekstrakorporal mayalanma nəticəsində dünyaya gəlmiş ilk körpədir.</w:t>
       </w:r>
     </w:p>
     <w:p>
@@ -67,7 +67,7 @@
         <w:widowControl/>
       </w:pPr>
       <w:r>
-        <w:t>Robert Edvards bu sahədə tədqiqatlarına görə 2010-cu ildə fiziologiya və ya tibb üzrə Nobel mükafatı aldı.</w:t>
+        <w:t>Robert Edvards bu üsulun inkişafındakı xidmətlərinə görə 2010-cu ildə fiziologiya və ya tibb üzrə Nobel mükafatına layiq görüldü.</w:t>
       </w:r>
     </w:p>
     <w:p>
@@ -76,7 +76,7 @@
         <w:widowControl/>
       </w:pPr>
       <w:r>
-        <w:t>Yumurta hüceyrələri götürülür, qidalı mühitdə spermatozoidlərlə birləşdirilir və bir neçə gün sonra embrionlar köçürülür.</w:t>
+        <w:t>Yumurta hüceyrələri götürülərək laboratoriyada xüsusi qida mühitində mayalandırılır. Yaranan embrion bir neçə günlük inkişafdan sonra uşaqlığa köçürülə bilər.</w:t>
       </w:r>
     </w:p>
     <w:p>
@@ -85,7 +85,7 @@
         <w:widowControl/>
       </w:pPr>
       <w:r>
-        <w:t>Sonrakı vasitələrə bir spermatozoidin yumurta hüceyrəsinə yeridilməsi, embrionların dondurulması və genetik yoxlama daxildir.</w:t>
+        <w:t>Sonrakı yeniliklərə bir spermatozoidin birbaşa yumurta hüceyrəsinə yeridilməsi, embrionların dondurularaq saxlanması və genetik müayinəsi daxildir.</w:t>
       </w:r>
     </w:p>
     <w:p>
@@ -94,7 +94,7 @@
         <w:widowControl/>
       </w:pPr>
       <w:r>
-        <w:t>Üsul embrionlar, xərc və müalicəyə kimin çıxışı olması barədə davamlı etik müzakirələr yaratdı.</w:t>
+        <w:t>Bu üsul embrionların istifadəsi və saxlanması, müalicənin qiyməti və ondan kimin yararlana bilməsi barədə etik müzakirələrə səbəb oldu.</w:t>
       </w:r>
     </w:p>
     <w:p>
@@ -103,15 +103,7 @@
         <w:widowControl/>
       </w:pPr>
       <w:r>
-        <w:t>Bu nədir</w:t>
-      </w:r>
-    </w:p>
-    <w:p>
-      <w:pPr>
-        <w:widowControl/>
-      </w:pPr>
-      <w:r>
-        <w:t>Ekstrakorporal mayalanma — ingiliscə in vitro fertilisation (IVF) — bədəndən kənarda mayalanma deməkdir. Həkimlər yumurta hüceyrələrini götürür, laboratoriya qabında spermatozoidlərlə birləşdirir, embrionun bir neçə gün inkişafına imkan verir, sonra onu uşaqlığa yerləşdirirlər. Üsul tutulmuş uşaqlıq borularından yan keçə və sonsuzluğun başqa səbəblərində kömək edə bilər. Hormonlarla bir neçə yumurta hüceyrəsinin yetişməsi stimullaşdırıla bilər; onların götürülməsi ultrasəslə izlənir. Bu, mayalanmanı laboratoriyada başladıb erkən embrionu inkişafını davam etdirmək üçün uşaqlığa qaytarmaqdır.</w:t>
+        <w:t>Bu nədir?</w:t>
       </w:r>
     </w:p>
     <w:p>
@@ -120,15 +112,7 @@
         <w:widowControl/>
       </w:pPr>
       <w:r>
-        <w:t>Kim kəşf edib və ya yaradıb</w:t>
-      </w:r>
-    </w:p>
-    <w:p>
-      <w:pPr>
-        <w:widowControl/>
-      </w:pPr>
-      <w:r>
-        <w:t>Robert Edvards insan yumurta hüceyrələrinin bədəndən kənarda yetişdirilməsi və mayalandırılmasının elmi əsaslarını hazırladı. Patrik Steptou yumurta hüceyrələrini götürmək üçün laparoskopiyadan — kiçik kəsiklə optik alət daxil edilən üsuldan — istifadə etdi. Cin Perdi ilk uğurlu doğuşa nail olan qrupun əsas embrioloqlarından idi. Bundan əvvəl heyvanlarda mayalanma işləri və insanlarda çoxlu uğursuz cəhd olmuşdu. Uğur tək bir adamın qəfil ixtirası deyil, klinika ilə laboratoriyanın vahid sistem kimi işləməsinin nəticəsi idi.</w:t>
+        <w:t>Ekstrakorporal mayalanma bədəndən kənarda mayalanma deməkdir. Beynəlxalq istifadədə bu üsul in vitro fertilisation ifadəsinin qısaltması olan IVF adı ilə tanınır.</w:t>
       </w:r>
     </w:p>
     <w:p>
@@ -137,15 +121,106 @@
         <w:widowControl/>
       </w:pPr>
       <w:r>
-        <w:t>Nə vaxt və necə yaranıb</w:t>
+        <w:t>Müalicə zamanı yumurta hüceyrələri götürülür və laboratoriyada spermatozoidlərlə mayalandırılır. Yaranan embrion xüsusi şəraitdə bir neçə gün inkişaf etdikdən sonra uşaqlığa köçürülür. Onun uşaqlığın daxili qatına tutunması və inkişafını davam etdirməsi isə sonrakı mərhələdir; köçürülmə hər dəfə hamiləliklə nəticələnmir.</w:t>
       </w:r>
     </w:p>
     <w:p>
       <w:pPr>
+        <w:pStyle w:val="Heading1"/>
         <w:widowControl/>
       </w:pPr>
       <w:r>
-        <w:t>İllərlə heyvan tədqiqatlarından və ehtiyatlı sınaqlardan sonra Luiza Braunun 1978-ci ildə doğulması üsulun sağlam uşaqla nəticələnə bildiyini göstərdi. Qidalı mühitlər, hormon rejimləri və ultrasəs yaxşılaşdıqca 1980-ci illərdə klinikalar yayıldı. Embrionların dondurulması və intrasitoplazmatik spermatozoid inyeksiyası — ingiliscə ICSI, yəni tək spermatozoidin yumurta hüceyrəsinin içinə yeridilməsi — yardım edilə bilən insanların dairəsini genişləndirdi. Hər ölkədə qəbul sürətinə qanunlar, xərc və din təsir etdi. Təcrübə və vasitələr yaxşılaşdıqca uğur göstəriciləri artdı.</w:t>
+        <w:t>Bu üsul mayalanmanın uşaqlıq borularında baş verməsinə ehtiyacı aradan qaldırır. Buna görə borular tutulduqda, eləcə də sonsuzluğun bəzi başqa səbəblərində kömək edə bilər.</w:t>
+      </w:r>
+    </w:p>
+    <w:p>
+      <w:pPr>
+        <w:pStyle w:val="Heading1"/>
+        <w:widowControl/>
+      </w:pPr>
+      <w:r>
+        <w:t>Bir neçə yumurta hüceyrəsinin yetişməsi üçün hormonal dərmanlardan istifadə oluna bilər. Hüceyrələrin inkişafı və götürülməsi ultrasəs vasitəsilə izlənir. Beləliklə, mayalanma və embrionun ilk inkişaf mərhələləri laboratoriyada, hamiləliyin davamı isə uşaqlıqda baş verir. NHS-in IVF haqqında məlumatı</w:t>
+      </w:r>
+    </w:p>
+    <w:p>
+      <w:pPr>
+        <w:pStyle w:val="Heading1"/>
+        <w:widowControl/>
+      </w:pPr>
+      <w:r>
+        <w:t>Kim yaradıb?</w:t>
+      </w:r>
+    </w:p>
+    <w:p>
+      <w:pPr>
+        <w:pStyle w:val="Heading1"/>
+        <w:widowControl/>
+      </w:pPr>
+      <w:r>
+        <w:t>Robert Edvards insan yumurta hüceyrələrinin bədəndən kənarda yetişdirilməsi və mayalandırılmasının elmi əsaslarını araşdırırdı. Patrik Steptou isə yumurta hüceyrələrini götürmək üçün laparoskopiyadan istifadə edirdi. Bu üsulda kiçik kəsikdən daxil edilən optik alətlə qarın boşluğundakı orqanları görmək və müdaxilə aparmaq mümkündür.</w:t>
+      </w:r>
+    </w:p>
+    <w:p>
+      <w:pPr>
+        <w:pStyle w:val="Heading1"/>
+        <w:widowControl/>
+      </w:pPr>
+      <w:r>
+        <w:t>Cin Perdi embrionların laboratoriyada inkişafını öyrənən və ilk uğurlu doğuşa nail olan qrupun əsas üzvlərindən idi. Onun işi klinik müalicə ilə laboratoriya tədqiqatları arasındakı əlaqədə mühüm yer tuturdu.</w:t>
+      </w:r>
+    </w:p>
+    <w:p>
+      <w:pPr>
+        <w:pStyle w:val="Heading1"/>
+        <w:widowControl/>
+      </w:pPr>
+      <w:r>
+        <w:t>Bu uğurdan əvvəl heyvanlar üzərində çoxlu tədqiqat aparılmış, insanlarda isə bir sıra cəhdlər nəticəsiz qalmışdı. Nailiyyət uzunmüddətli araşdırmaların və həkimlərlə laboratoriya mütəxəssislərinin birgə əməyinin nəticəsi idi.</w:t>
+      </w:r>
+    </w:p>
+    <w:p>
+      <w:pPr>
+        <w:pStyle w:val="Heading1"/>
+        <w:widowControl/>
+      </w:pPr>
+      <w:r>
+        <w:t>Nə vaxt və necə yaranıb?</w:t>
+      </w:r>
+    </w:p>
+    <w:p>
+      <w:pPr>
+        <w:pStyle w:val="Heading1"/>
+        <w:widowControl/>
+      </w:pPr>
+      <w:r>
+        <w:t>İllərlə aparılan tədqiqat və sınaqlardan sonra Luiza Braunun 1978-ci ildə doğulması ekstrakorporal mayalanmanın sağlam uşağın dünyaya gəlməsi ilə nəticələnə bildiyini göstərdi.</w:t>
+      </w:r>
+    </w:p>
+    <w:p>
+      <w:pPr>
+        <w:pStyle w:val="Heading1"/>
+        <w:widowControl/>
+      </w:pPr>
+      <w:r>
+        <w:t>Laboratoriyada istifadə olunan qida mühitləri, hormonal müalicə sxemləri və ultrasəs müayinələri təkmilləşdikcə 1980-ci illərdə bu üsulu tətbiq edən klinikaların sayı artdı.</w:t>
+      </w:r>
+    </w:p>
+    <w:p>
+      <w:pPr>
+        <w:pStyle w:val="Heading1"/>
+        <w:widowControl/>
+      </w:pPr>
+      <w:r>
+        <w:t>Embrionların dondurularaq saxlanması və intrasitoplazmatik spermatozoid inyeksiyası — ICSI də müalicə imkanlarını genişləndirdi. ICSI zamanı bir spermatozoid birbaşa yumurta hüceyrəsinin içinə yeridilir.</w:t>
+      </w:r>
+    </w:p>
+    <w:p>
+      <w:pPr>
+        <w:pStyle w:val="Heading1"/>
+        <w:widowControl/>
+      </w:pPr>
+      <w:r>
+        <w:t>Müxtəlif ölkələrdə üsulun yayılmasına qanunlar, müalicə xərcləri və dini baxışlar təsir edirdi. Təcrübə və texnologiyalar inkişaf etdikcə nəticələr yaxşılaşdı. Bununla belə, uğur ehtimalı hər kəs üçün eyni deyil; yaşdan və hamiləliyə mane olan səbəblərdən də asılıdır. NHS-in müalicənin nəticələri haqqında izahı</w:t>
       </w:r>
     </w:p>
     <w:p>
@@ -159,10 +234,29 @@
     </w:p>
     <w:p>
       <w:pPr>
+        <w:pStyle w:val="Heading1"/>
         <w:widowControl/>
       </w:pPr>
       <w:r>
-        <w:t>Bu üsul insan mayalanmasını və embrionun ilkin inkişafını nəzarətli şəraitdə müşahidə və ölçmə mövzusuna çevirdi. Hormon elmini, hüceyrə yetişdirilməsini və reproduktiv anatomiyanı vahid prosesdə birləşdirdi. Embrion tədqiqatları və kök hüceyrələr barədə müzakirələr də qismən bu laboratoriya imkanından doğdu. Klinik baxımdan yumurtalıqların cavabı, spermatozoidin fəaliyyəti və embrionun uşaqlığa yerləşməsi həkimlərin izləyə və öyrədə bildiyi göstəricilərə çevrildi.</w:t>
+        <w:t>Ekstrakorporal mayalanma insanın mayalanmasını və embrionun ilk inkişaf mərhələlərini nəzarət olunan laboratoriya şəraitində öyrənməyə imkan verdi.</w:t>
+      </w:r>
+    </w:p>
+    <w:p>
+      <w:pPr>
+        <w:pStyle w:val="Heading1"/>
+        <w:widowControl/>
+      </w:pPr>
+      <w:r>
+        <w:t>Bu üsul hormonlar, hüceyrələrin laboratoriyada yetişdirilməsi və reproduktiv orqanların quruluşu haqqında bilikləri bir araya gətirdi. Həkimlər yumurtalıqların dərmanlara necə cavab verdiyini, spermatozoidlərin mayalandırma qabiliyyətini və embrionun uşaqlıqda tutunmasını daha sistemli şəkildə araşdırmağa başladılar.</w:t>
+      </w:r>
+    </w:p>
+    <w:p>
+      <w:pPr>
+        <w:pStyle w:val="Heading1"/>
+        <w:widowControl/>
+      </w:pPr>
+      <w:r>
+        <w:t>Laboratoriyada embrionlarla işləmək imkanı embrion tədqiqatları və kök hüceyrələr haqqında elmi və etik müzakirələrin genişlənməsinə də təsir göstərdi.</w:t>
       </w:r>
     </w:p>
     <w:p>
@@ -176,10 +270,11 @@
     </w:p>
     <w:p>
       <w:pPr>
+        <w:pStyle w:val="Heading1"/>
         <w:widowControl/>
       </w:pPr>
       <w:r>
-        <w:t>Köməkçi reproduktiv üsullar yumurta hüceyrəsi donorluğuna, surroqat analıq razılaşmalarına və köçürülmədən əvvəl embrionların genetik testinə qədər genişləndi. Dondurma bacarıqları indi xərçəng xəstələrinə müalicədən əvvəl reproduktiv imkanlarını qorumaqda kömək edir. Dərman və avadanlıq istehsalçıları stimullaşdırıcı preparatlar və laboratoriya alətləri ətrafında bazarlar qurdular. Həyatın nə vaxt başlaması barədə ictimai mübahisələr istifadə olunmamış embrionlar ətrafında kəskinləşdi. Sonrakı reproduktiv tibb yenə də dəqiq vaxtlandırılan və alətlərlə izlənən bu biologiyaya əsaslanır.</w:t>
+        <w:t>Köməkçi reproduktiv texnologiyalar inkişaf etdikcə donor yumurta hüceyrələrindən istifadə, surroqat analıq və embrionların uşaqlığa köçürülməzdən əvvəl genetik müayinəsi kimi imkanlar yarandı.</w:t>
       </w:r>
     </w:p>
     <w:p>
@@ -188,15 +283,61 @@
         <w:widowControl/>
       </w:pPr>
       <w:r>
-        <w:t>İnsan həyatını necə dəyişib</w:t>
+        <w:t>Yumurta hüceyrələrinin, spermatozoidlərin və embrionların dondurularaq saxlanması bəzi xərçəng xəstələrinə müalicədən əvvəl gələcəkdə övlad sahibi olmaq imkanını qorumağa kömək edir.</w:t>
       </w:r>
     </w:p>
     <w:p>
       <w:pPr>
+        <w:pStyle w:val="Heading1"/>
         <w:widowControl/>
       </w:pPr>
       <w:r>
-        <w:t>Əvvəllər genetik cəhətdən özlərinə bağlı uşağa sahib olmaq imkanı olmayan cütlüklər belə bir yol qazandılar. Lakin o, çox vaxt baha, gərgin və qeyri-bərabər əlçatan idi. Ailə hekayələrinə övladlığa götürmə və övladsızlıqla yanaşı «ekstrakorporal mayalanma keçirdiyimiz il» də daxil oldu. Gözləmə siyahıları və uğur faizləri gündəlik söhbətə çevrildi. Hər müalicə dövründə həm sevinc, həm kədər daha kəskin yaşanır. Milyonlarla doğuşdan sonra bu üsul qanunun və maddi imkanın icazə verdiyi yerlərdə qəbul olunmuş seçimdir.</w:t>
+        <w:t>Bu sahənin inkişafı hormonal preparatların və xüsusi laboratoriya avadanlıqlarının istehsalını da genişləndirdi. Eyni zamanda istifadə olunmayan embrionların necə saxlanması və onların taleyi barədə qərarların necə verilməsi həyatın başlanğıcı ilə bağlı ictimai müzakirələri daha da gücləndirdi.</w:t>
+      </w:r>
+    </w:p>
+    <w:p>
+      <w:pPr>
+        <w:pStyle w:val="Heading1"/>
+        <w:widowControl/>
+      </w:pPr>
+      <w:r>
+        <w:t>Müasir reproduktiv tibbdə hər mərhələnin vaxtında aparılması, laboratoriya şəraitinin qorunması və hüceyrələrin inkişafının diqqətlə izlənməsi əsas əhəmiyyətini saxlayır.</w:t>
+      </w:r>
+    </w:p>
+    <w:p>
+      <w:pPr>
+        <w:pStyle w:val="Heading1"/>
+        <w:widowControl/>
+      </w:pPr>
+      <w:r>
+        <w:t>İnsan həyatını necə dəyişib?</w:t>
+      </w:r>
+    </w:p>
+    <w:p>
+      <w:pPr>
+        <w:pStyle w:val="Heading1"/>
+        <w:widowControl/>
+      </w:pPr>
+      <w:r>
+        <w:t>Əvvəllər öz yumurta hüceyrəsi və spermatozoidi ilə övlad sahibi olmaq imkanı çox məhdud olan bir çox cütlük üçün yeni yol açıldı. Lakin müalicə çox vaxt baha başa gəlir, fiziki və emosional baxımdan yorucu olur və hamı üçün eyni dərəcədə əlçatan deyil.</w:t>
+      </w:r>
+    </w:p>
+    <w:p>
+      <w:pPr>
+        <w:pStyle w:val="Heading1"/>
+        <w:widowControl/>
+      </w:pPr>
+      <w:r>
+        <w:t>Bəzi ailələrin həyatında ekstrakorporal mayalanma ilə keçən müalicə dövrü mühüm yer tutdu. Müalicə növbəsi, hamiləliyin baş tutma ehtimalı və növbəti cəhd barədə qərarlar gündəlik qayğıların bir hissəsinə çevrildi. Gözləmək və nəticənin qeyri-müəyyənliyi ümidlə narahatlığı bir araya gətirirdi.</w:t>
+      </w:r>
+    </w:p>
+    <w:p>
+      <w:pPr>
+        <w:pStyle w:val="Heading1"/>
+        <w:widowControl/>
+      </w:pPr>
+      <w:r>
+        <w:t>Bu üsulla milyonlarla uşağın doğulması onun bir çox yerdə qəbul olunan müalicəyə çevrilməsinə kömək etdi. Bununla belə, ondan yararlanmaq imkanı hələ də qanunlardan, səhiyyə xidmətlərindən və maddi şəraitdən asılıdır.</w:t>
       </w:r>
     </w:p>
     <w:p>
@@ -217,7 +358,7 @@
         <w:rPr>
           <w:sz w:val="20"/>
         </w:rPr>
-        <w:t>A Kitablar və əsas elmi əsərlər</w:t>
+        <w:t>Kitablar və əsas elmi əsərlər</w:t>
       </w:r>
     </w:p>
     <w:p>
@@ -240,7 +381,7 @@
         <w:rPr>
           <w:sz w:val="20"/>
         </w:rPr>
-        <w:t>C Qurumların materialları və ensiklopedik mənbələr</w:t>
+        <w:t>Qurumların materialları və ensiklopedik mənbələr</w:t>
       </w:r>
     </w:p>
     <w:p>
@@ -300,7 +441,7 @@
         <w:rPr>
           <w:sz w:val="20"/>
         </w:rPr>
-        <w:t>D Muzey arxiv və kitabxana materialları</w:t>
+        <w:t>Muzey arxiv və kitabxana materialları</w:t>
       </w:r>
     </w:p>
     <w:p>
@@ -336,7 +477,7 @@
         <w:rPr>
           <w:sz w:val="20"/>
         </w:rPr>
-        <w:t>J Mətbuat elmi kütləvi nəşrlər və ümumi mənbələr</w:t>
+        <w:t>Mətbuat elmi kütləvi nəşrlər və ümumi mənbələr</w:t>
       </w:r>
     </w:p>
     <w:p>
